--- a/Tailored_CVs/Shinoy_UWV_Senior_Testengineer.docx
+++ b/Tailored_CVs/Shinoy_UWV_Senior_Testengineer.docx
@@ -70,7 +70,7 @@
           <w:b w:val="0"/>
           <w:sz w:val="19"/>
         </w:rPr>
-        <w:t>QA Automation Engineer with over eight years of experience building scalable test frameworks and managing release pipelines for financial clients. I specialize in functional testing, test automation, and collaborating closely with agile scrum teams. Currently based in Amstelveen with a valid EU residence permit and ready to start immediately.</w:t>
+        <w:t>I am an experienced QA automation engineer with a strong background in building scalable frameworks using Java Selenium, Playwright, and CI/CD pipelines. Currently based in Amstelveen with a valid EU residence permit, I enjoy collaborating closely with product owners and agile teams to translate business needs into practical testing strategies. I also use tools like Gemini Code Assist to streamline test generation and improve release reliability.</w:t>
       </w:r>
     </w:p>
     <w:p>
@@ -288,7 +288,7 @@
           <w:b w:val="0"/>
           <w:sz w:val="18"/>
         </w:rPr>
-        <w:t>▸ Developed and maintained automated test frameworks using Java Selenium and TypeScript Playwright to validate complex business logic and credit workflows.</w:t>
+        <w:t>▸ Developed and managed automated test scripts and frameworks for complex financial and banking workflows.</w:t>
       </w:r>
     </w:p>
     <w:p>
@@ -301,7 +301,7 @@
           <w:b w:val="0"/>
           <w:sz w:val="18"/>
         </w:rPr>
-        <w:t>▸ Collaborated with crossfunctional scrum teams and product owners to translate requirements into effective testing strategies and robust regression suites.</w:t>
+        <w:t>▸ Integrated automated regression test builds within Jenkins pipelines and provisioned test environments using Terraform and AWS.</w:t>
       </w:r>
     </w:p>
     <w:p>
@@ -314,7 +314,7 @@
           <w:b w:val="0"/>
           <w:sz w:val="18"/>
         </w:rPr>
-        <w:t>▸ Executed backend validation using Oracle SQL queries to ensure data integrity and accuracy across financial applications.</w:t>
+        <w:t>▸ Streamlined test generation and deployment scripts using AI tools like Gemini Code Assist.</w:t>
       </w:r>
     </w:p>
     <w:p>
@@ -327,7 +327,7 @@
           <w:b w:val="0"/>
           <w:sz w:val="18"/>
         </w:rPr>
-        <w:t>▸ Streamlined test generation and script deployment processes using Gemini Code Assist to improve overall efficiency.</w:t>
+        <w:t>▸ Translated business requirements into technical testing strategies while participating actively in multidisciplinary Scrum teams.</w:t>
       </w:r>
     </w:p>
     <w:p>

--- a/Tailored_CVs/Shinoy_UWV_Senior_Testengineer.docx
+++ b/Tailored_CVs/Shinoy_UWV_Senior_Testengineer.docx
@@ -70,7 +70,7 @@
           <w:b w:val="0"/>
           <w:sz w:val="19"/>
         </w:rPr>
-        <w:t>I am an experienced QA automation engineer with a strong background in building scalable frameworks using Java Selenium, Playwright, and CI/CD pipelines. Currently based in Amstelveen with a valid EU residence permit, I enjoy collaborating closely with product owners and agile teams to translate business needs into practical testing strategies. I also use tools like Gemini Code Assist to streamline test generation and improve release reliability.</w:t>
+        <w:t>QA Automation Engineer with over eight years of experience building scalable test frameworks and automated CI/CD pipelines in financial environments. I specialize in functional testing, test automation development, and aligning with Agile teams to maintain high software quality. Currently holding a valid EU residence permit in the Netherlands, I am available to start immediately.</w:t>
       </w:r>
     </w:p>
     <w:p>
@@ -288,7 +288,7 @@
           <w:b w:val="0"/>
           <w:sz w:val="18"/>
         </w:rPr>
-        <w:t>▸ Developed and managed automated test scripts and frameworks for complex financial and banking workflows.</w:t>
+        <w:t>▸ Developed and maintained automated test frameworks using Java Selenium and TypeScript Playwright within agile scrum teams, boosting test execution efficiency by 20%.</w:t>
       </w:r>
     </w:p>
     <w:p>
@@ -301,7 +301,7 @@
           <w:b w:val="0"/>
           <w:sz w:val="18"/>
         </w:rPr>
-        <w:t>▸ Integrated automated regression test builds within Jenkins pipelines and provisioned test environments using Terraform and AWS.</w:t>
+        <w:t>▸ Created and executed test scenarios for complex banking workflows, performing backend data validation using Oracle SQL to ensure data integrity.</w:t>
       </w:r>
     </w:p>
     <w:p>
@@ -314,7 +314,7 @@
           <w:b w:val="0"/>
           <w:sz w:val="18"/>
         </w:rPr>
-        <w:t>▸ Streamlined test generation and deployment scripts using AI tools like Gemini Code Assist.</w:t>
+        <w:t>▸ Managed defect tracking via JIRA and updated test documentation to maintain clear traceability for test coverage and regression testing.</w:t>
       </w:r>
     </w:p>
     <w:p>
@@ -327,7 +327,7 @@
           <w:b w:val="0"/>
           <w:sz w:val="18"/>
         </w:rPr>
-        <w:t>▸ Translated business requirements into technical testing strategies while participating actively in multidisciplinary Scrum teams.</w:t>
+        <w:t>▸ Streamlined test generation and deployment scripts utilizing AI tools like Gemini Code Assist to speed up delivery cycles.</w:t>
       </w:r>
     </w:p>
     <w:p>
